--- a/12_MLP01/MLP01 - Machine Learning Project.docx
+++ b/12_MLP01/MLP01 - Machine Learning Project.docx
@@ -2,7 +2,281 @@
 <file path=word/document.xml><?xml version="1.0" encoding="utf-8"?>
 <w:document xmlns:wpc="http://schemas.microsoft.com/office/word/2010/wordprocessingCanvas" xmlns:cx="http://schemas.microsoft.com/office/drawing/2014/chartex" xmlns:cx1="http://schemas.microsoft.com/office/drawing/2015/9/8/chartex" xmlns:cx2="http://schemas.microsoft.com/office/drawing/2015/10/21/chartex" xmlns:cx3="http://schemas.microsoft.com/office/drawing/2016/5/9/chartex" xmlns:cx4="http://schemas.microsoft.com/office/drawing/2016/5/10/chartex" xmlns:cx5="http://schemas.microsoft.com/office/drawing/2016/5/11/chartex" xmlns:cx6="http://schemas.microsoft.com/office/drawing/2016/5/12/chartex" xmlns:cx7="http://schemas.microsoft.com/office/drawing/2016/5/13/chartex" xmlns:cx8="http://schemas.microsoft.com/office/drawing/2016/5/14/chartex" xmlns:mc="http://schemas.openxmlformats.org/markup-compatibility/2006" xmlns:aink="http://schemas.microsoft.com/office/drawing/2016/ink" xmlns:am3d="http://schemas.microsoft.com/office/drawing/2017/model3d" xmlns:o="urn:schemas-microsoft-com:office:office" xmlns:oel="http://schemas.microsoft.com/office/2019/extlst" xmlns:r="http://schemas.openxmlformats.org/officeDocument/2006/relationships" xmlns:m="http://schemas.openxmlformats.org/officeDocument/2006/math" xmlns:v="urn:schemas-microsoft-com:vml" xmlns:wp14="http://schemas.microsoft.com/office/word/2010/wordprocessingDrawing" xmlns:wp="http://schemas.openxmlformats.org/drawingml/2006/wordprocessingDrawing" xmlns:w10="urn:schemas-microsoft-com:office:word" xmlns:w="http://schemas.openxmlformats.org/wordprocessingml/2006/main" xmlns:w14="http://schemas.microsoft.com/office/word/2010/wordml" xmlns:w15="http://schemas.microsoft.com/office/word/2012/wordml" xmlns:w16cex="http://schemas.microsoft.com/office/word/2018/wordml/cex" xmlns:w16cid="http://schemas.microsoft.com/office/word/2016/wordml/cid" xmlns:w16="http://schemas.microsoft.com/office/word/2018/wordml" xmlns:w16du="http://schemas.microsoft.com/office/word/2023/wordml/word16du" xmlns:w16sdtdh="http://schemas.microsoft.com/office/word/2020/wordml/sdtdatahash" xmlns:w16sdtfl="http://schemas.microsoft.com/office/word/2024/wordml/sdtformatlock" xmlns:w16se="http://schemas.microsoft.com/office/word/2015/wordml/symex" xmlns:wpg="http://schemas.microsoft.com/office/word/2010/wordprocessingGroup" xmlns:wpi="http://schemas.microsoft.com/office/word/2010/wordprocessingInk" xmlns:wne="http://schemas.microsoft.com/office/word/2006/wordml" xmlns:wps="http://schemas.microsoft.com/office/word/2010/wordprocessingShape" mc:Ignorable="w14 w15 w16se w16cid w16 w16cex w16sdtdh w16sdtfl w16du wp14">
   <w:body>
-    <w:p/>
+    <w:p>
+      <w:r>
+        <w:drawing>
+          <wp:inline distT="0" distB="0" distL="0" distR="0" wp14:anchorId="70C4DB2A" wp14:editId="4B18DFC8">
+            <wp:extent cx="3658111" cy="2562583"/>
+            <wp:effectExtent l="0" t="0" r="0" b="9525"/>
+            <wp:docPr id="1833138222" name="Picture 1"/>
+            <wp:cNvGraphicFramePr>
+              <a:graphicFrameLocks xmlns:a="http://schemas.openxmlformats.org/drawingml/2006/main" noChangeAspect="1"/>
+            </wp:cNvGraphicFramePr>
+            <a:graphic xmlns:a="http://schemas.openxmlformats.org/drawingml/2006/main">
+              <a:graphicData uri="http://schemas.openxmlformats.org/drawingml/2006/picture">
+                <pic:pic xmlns:pic="http://schemas.openxmlformats.org/drawingml/2006/picture">
+                  <pic:nvPicPr>
+                    <pic:cNvPr id="1833138222" name=""/>
+                    <pic:cNvPicPr/>
+                  </pic:nvPicPr>
+                  <pic:blipFill>
+                    <a:blip r:embed="rId5"/>
+                    <a:stretch>
+                      <a:fillRect/>
+                    </a:stretch>
+                  </pic:blipFill>
+                  <pic:spPr>
+                    <a:xfrm>
+                      <a:off x="0" y="0"/>
+                      <a:ext cx="3658111" cy="2562583"/>
+                    </a:xfrm>
+                    <a:prstGeom prst="rect">
+                      <a:avLst/>
+                    </a:prstGeom>
+                  </pic:spPr>
+                </pic:pic>
+              </a:graphicData>
+            </a:graphic>
+          </wp:inline>
+        </w:drawing>
+      </w:r>
+    </w:p>
+    <w:p>
+      <w:r>
+        <w:lastRenderedPageBreak/>
+        <w:drawing>
+          <wp:inline distT="0" distB="0" distL="0" distR="0" wp14:anchorId="43390323" wp14:editId="7D3A3BC4">
+            <wp:extent cx="7964011" cy="6001588"/>
+            <wp:effectExtent l="0" t="0" r="0" b="0"/>
+            <wp:docPr id="2128580618" name="Picture 1"/>
+            <wp:cNvGraphicFramePr>
+              <a:graphicFrameLocks xmlns:a="http://schemas.openxmlformats.org/drawingml/2006/main" noChangeAspect="1"/>
+            </wp:cNvGraphicFramePr>
+            <a:graphic xmlns:a="http://schemas.openxmlformats.org/drawingml/2006/main">
+              <a:graphicData uri="http://schemas.openxmlformats.org/drawingml/2006/picture">
+                <pic:pic xmlns:pic="http://schemas.openxmlformats.org/drawingml/2006/picture">
+                  <pic:nvPicPr>
+                    <pic:cNvPr id="2128580618" name=""/>
+                    <pic:cNvPicPr/>
+                  </pic:nvPicPr>
+                  <pic:blipFill>
+                    <a:blip r:embed="rId6"/>
+                    <a:stretch>
+                      <a:fillRect/>
+                    </a:stretch>
+                  </pic:blipFill>
+                  <pic:spPr>
+                    <a:xfrm>
+                      <a:off x="0" y="0"/>
+                      <a:ext cx="7964011" cy="6001588"/>
+                    </a:xfrm>
+                    <a:prstGeom prst="rect">
+                      <a:avLst/>
+                    </a:prstGeom>
+                  </pic:spPr>
+                </pic:pic>
+              </a:graphicData>
+            </a:graphic>
+          </wp:inline>
+        </w:drawing>
+      </w:r>
+    </w:p>
+    <w:p>
+      <w:r>
+        <w:lastRenderedPageBreak/>
+        <w:drawing>
+          <wp:inline distT="0" distB="0" distL="0" distR="0" wp14:anchorId="4882D648" wp14:editId="5E637015">
+            <wp:extent cx="7954485" cy="6163535"/>
+            <wp:effectExtent l="0" t="0" r="8890" b="8890"/>
+            <wp:docPr id="1508871850" name="Picture 1"/>
+            <wp:cNvGraphicFramePr>
+              <a:graphicFrameLocks xmlns:a="http://schemas.openxmlformats.org/drawingml/2006/main" noChangeAspect="1"/>
+            </wp:cNvGraphicFramePr>
+            <a:graphic xmlns:a="http://schemas.openxmlformats.org/drawingml/2006/main">
+              <a:graphicData uri="http://schemas.openxmlformats.org/drawingml/2006/picture">
+                <pic:pic xmlns:pic="http://schemas.openxmlformats.org/drawingml/2006/picture">
+                  <pic:nvPicPr>
+                    <pic:cNvPr id="1508871850" name=""/>
+                    <pic:cNvPicPr/>
+                  </pic:nvPicPr>
+                  <pic:blipFill>
+                    <a:blip r:embed="rId7"/>
+                    <a:stretch>
+                      <a:fillRect/>
+                    </a:stretch>
+                  </pic:blipFill>
+                  <pic:spPr>
+                    <a:xfrm>
+                      <a:off x="0" y="0"/>
+                      <a:ext cx="7954485" cy="6163535"/>
+                    </a:xfrm>
+                    <a:prstGeom prst="rect">
+                      <a:avLst/>
+                    </a:prstGeom>
+                  </pic:spPr>
+                </pic:pic>
+              </a:graphicData>
+            </a:graphic>
+          </wp:inline>
+        </w:drawing>
+      </w:r>
+    </w:p>
+    <w:p>
+      <w:r>
+        <w:lastRenderedPageBreak/>
+        <w:drawing>
+          <wp:inline distT="0" distB="0" distL="0" distR="0" wp14:anchorId="391A51E1" wp14:editId="41C3F330">
+            <wp:extent cx="7983064" cy="6315956"/>
+            <wp:effectExtent l="0" t="0" r="0" b="8890"/>
+            <wp:docPr id="1524976393" name="Picture 1"/>
+            <wp:cNvGraphicFramePr>
+              <a:graphicFrameLocks xmlns:a="http://schemas.openxmlformats.org/drawingml/2006/main" noChangeAspect="1"/>
+            </wp:cNvGraphicFramePr>
+            <a:graphic xmlns:a="http://schemas.openxmlformats.org/drawingml/2006/main">
+              <a:graphicData uri="http://schemas.openxmlformats.org/drawingml/2006/picture">
+                <pic:pic xmlns:pic="http://schemas.openxmlformats.org/drawingml/2006/picture">
+                  <pic:nvPicPr>
+                    <pic:cNvPr id="1524976393" name=""/>
+                    <pic:cNvPicPr/>
+                  </pic:nvPicPr>
+                  <pic:blipFill>
+                    <a:blip r:embed="rId8"/>
+                    <a:stretch>
+                      <a:fillRect/>
+                    </a:stretch>
+                  </pic:blipFill>
+                  <pic:spPr>
+                    <a:xfrm>
+                      <a:off x="0" y="0"/>
+                      <a:ext cx="7983064" cy="6315956"/>
+                    </a:xfrm>
+                    <a:prstGeom prst="rect">
+                      <a:avLst/>
+                    </a:prstGeom>
+                  </pic:spPr>
+                </pic:pic>
+              </a:graphicData>
+            </a:graphic>
+          </wp:inline>
+        </w:drawing>
+      </w:r>
+      <w:r>
+        <w:lastRenderedPageBreak/>
+        <w:drawing>
+          <wp:inline distT="0" distB="0" distL="0" distR="0" wp14:anchorId="32D41AAE" wp14:editId="0E10589C">
+            <wp:extent cx="7897327" cy="6563641"/>
+            <wp:effectExtent l="0" t="0" r="8890" b="8890"/>
+            <wp:docPr id="1426069289" name="Picture 1"/>
+            <wp:cNvGraphicFramePr>
+              <a:graphicFrameLocks xmlns:a="http://schemas.openxmlformats.org/drawingml/2006/main" noChangeAspect="1"/>
+            </wp:cNvGraphicFramePr>
+            <a:graphic xmlns:a="http://schemas.openxmlformats.org/drawingml/2006/main">
+              <a:graphicData uri="http://schemas.openxmlformats.org/drawingml/2006/picture">
+                <pic:pic xmlns:pic="http://schemas.openxmlformats.org/drawingml/2006/picture">
+                  <pic:nvPicPr>
+                    <pic:cNvPr id="1426069289" name=""/>
+                    <pic:cNvPicPr/>
+                  </pic:nvPicPr>
+                  <pic:blipFill>
+                    <a:blip r:embed="rId9"/>
+                    <a:stretch>
+                      <a:fillRect/>
+                    </a:stretch>
+                  </pic:blipFill>
+                  <pic:spPr>
+                    <a:xfrm>
+                      <a:off x="0" y="0"/>
+                      <a:ext cx="7897327" cy="6563641"/>
+                    </a:xfrm>
+                    <a:prstGeom prst="rect">
+                      <a:avLst/>
+                    </a:prstGeom>
+                  </pic:spPr>
+                </pic:pic>
+              </a:graphicData>
+            </a:graphic>
+          </wp:inline>
+        </w:drawing>
+      </w:r>
+    </w:p>
+    <w:p>
+      <w:r>
+        <w:lastRenderedPageBreak/>
+        <w:drawing>
+          <wp:inline distT="0" distB="0" distL="0" distR="0" wp14:anchorId="5FD6E9DD" wp14:editId="52D6A42B">
+            <wp:extent cx="7990840" cy="6659245"/>
+            <wp:effectExtent l="0" t="0" r="0" b="8255"/>
+            <wp:docPr id="1336415828" name="Picture 1"/>
+            <wp:cNvGraphicFramePr>
+              <a:graphicFrameLocks xmlns:a="http://schemas.openxmlformats.org/drawingml/2006/main" noChangeAspect="1"/>
+            </wp:cNvGraphicFramePr>
+            <a:graphic xmlns:a="http://schemas.openxmlformats.org/drawingml/2006/main">
+              <a:graphicData uri="http://schemas.openxmlformats.org/drawingml/2006/picture">
+                <pic:pic xmlns:pic="http://schemas.openxmlformats.org/drawingml/2006/picture">
+                  <pic:nvPicPr>
+                    <pic:cNvPr id="1336415828" name=""/>
+                    <pic:cNvPicPr/>
+                  </pic:nvPicPr>
+                  <pic:blipFill>
+                    <a:blip r:embed="rId10"/>
+                    <a:stretch>
+                      <a:fillRect/>
+                    </a:stretch>
+                  </pic:blipFill>
+                  <pic:spPr>
+                    <a:xfrm>
+                      <a:off x="0" y="0"/>
+                      <a:ext cx="7990840" cy="6659245"/>
+                    </a:xfrm>
+                    <a:prstGeom prst="rect">
+                      <a:avLst/>
+                    </a:prstGeom>
+                  </pic:spPr>
+                </pic:pic>
+              </a:graphicData>
+            </a:graphic>
+          </wp:inline>
+        </w:drawing>
+      </w:r>
+      <w:r>
+        <w:lastRenderedPageBreak/>
+        <w:drawing>
+          <wp:inline distT="0" distB="0" distL="0" distR="0" wp14:anchorId="714EE1BA" wp14:editId="7A369F51">
+            <wp:extent cx="7954485" cy="2162477"/>
+            <wp:effectExtent l="0" t="0" r="0" b="9525"/>
+            <wp:docPr id="48706631" name="Picture 1"/>
+            <wp:cNvGraphicFramePr>
+              <a:graphicFrameLocks xmlns:a="http://schemas.openxmlformats.org/drawingml/2006/main" noChangeAspect="1"/>
+            </wp:cNvGraphicFramePr>
+            <a:graphic xmlns:a="http://schemas.openxmlformats.org/drawingml/2006/main">
+              <a:graphicData uri="http://schemas.openxmlformats.org/drawingml/2006/picture">
+                <pic:pic xmlns:pic="http://schemas.openxmlformats.org/drawingml/2006/picture">
+                  <pic:nvPicPr>
+                    <pic:cNvPr id="48706631" name=""/>
+                    <pic:cNvPicPr/>
+                  </pic:nvPicPr>
+                  <pic:blipFill>
+                    <a:blip r:embed="rId11"/>
+                    <a:stretch>
+                      <a:fillRect/>
+                    </a:stretch>
+                  </pic:blipFill>
+                  <pic:spPr>
+                    <a:xfrm>
+                      <a:off x="0" y="0"/>
+                      <a:ext cx="7954485" cy="2162477"/>
+                    </a:xfrm>
+                    <a:prstGeom prst="rect">
+                      <a:avLst/>
+                    </a:prstGeom>
+                  </pic:spPr>
+                </pic:pic>
+              </a:graphicData>
+            </a:graphic>
+          </wp:inline>
+        </w:drawing>
+      </w:r>
+    </w:p>
     <w:sectPr>
       <w:pgSz w:w="16838" w:h="11906" w:orient="landscape"/>
       <w:pgMar w:top="851" w:right="1440" w:bottom="568" w:left="1440" w:header="708" w:footer="708" w:gutter="0"/>
